--- a/JupiterOne_Passwordless_MFA_Attestation.docx
+++ b/JupiterOne_Passwordless_MFA_Attestation.docx
@@ -136,7 +136,7 @@
         <w:rPr>
           <w:rtl w:val="0"/>
         </w:rPr>
-        <w:t xml:space="preserve">3. Hardware security keys (YubiKey) — used as a phishing-resistant authentication factor for [privileged accounts / all staff — confirm scope].</w:t>
+        <w:t xml:space="preserve">3. Hardware security keys (YubiKey) — used as a phishing-resistant authentication factor for all staff.</w:t>
       </w:r>
     </w:p>
     <w:p>
@@ -210,7 +210,7 @@
         <w:rPr>
           <w:rtl w:val="0"/>
         </w:rPr>
-        <w:t xml:space="preserve">This attestation reflects JupiterOne's internal knowledge of its own authentication configuration as of the date above. It is not an independent audit finding. JupiterOne recommends supplementing this attestation with technical evidence (e.g., screenshots of Google Workspace MFA enforcement policy, 1Password deployment/policy configuration, or YubiKey enrollment records) prior to formal submission to FedRAMP.</w:t>
+        <w:t xml:space="preserve">This attestation reflects JupiterOne's internal knowledge of its own authentication configuration as of the date above. It is not an independent audit finding. This attestation is supplemented by technical configuration evidence (identity provider authentication policy, YubiKey enrollment report, Google Workspace 2-Step Verification enforcement, and 1Password policy configuration) available in the FedRAMP section of JupiterOne's Legal and Security Hub.</w:t>
       </w:r>
     </w:p>
     <w:p>
@@ -236,11 +236,6 @@
         <w:br w:type="textWrapping"/>
         <w:br w:type="textWrapping"/>
         <w:t xml:space="preserve">August 10, 2026</w:t>
-      </w:r>
-      <w:r>
-        <w:rPr>
-          <w:rtl w:val="0"/>
-        </w:rPr>
       </w:r>
     </w:p>
     <w:sectPr>

--- a/JupiterOne_Passwordless_MFA_Attestation.docx
+++ b/JupiterOne_Passwordless_MFA_Attestation.docx
@@ -33,7 +33,7 @@
           <w:bCs w:val="1"/>
           <w:rtl w:val="0"/>
         </w:rPr>
-        <w:t xml:space="preserve">August 10, 2026</w:t>
+        <w:t xml:space="preserve">October 30, 2026</w:t>
       </w:r>
       <w:r>
         <w:rPr>
@@ -235,7 +235,7 @@
         <w:t xml:space="preserve">JupiterOne, Inc.</w:t>
         <w:br w:type="textWrapping"/>
         <w:br w:type="textWrapping"/>
-        <w:t xml:space="preserve">August 10, 2026</w:t>
+        <w:t xml:space="preserve">October 30, 2026</w:t>
       </w:r>
     </w:p>
     <w:sectPr>
